--- a/memo.docx
+++ b/memo.docx
@@ -1,268 +1,146 @@
 
 <file path=word/document.xml><?xml version="1.0" encoding="utf-8"?>
-<w:document xmlns:mc="http://schemas.openxmlformats.org/markup-compatibility/2006" xmlns:o="urn:schemas-microsoft-com:office:office" xmlns:r="http://schemas.openxmlformats.org/officeDocument/2006/relationships" xmlns:m="http://schemas.openxmlformats.org/officeDocument/2006/math" xmlns:v="urn:schemas-microsoft-com:vml" xmlns:wp="http://schemas.openxmlformats.org/drawingml/2006/wordprocessingDrawing" xmlns:w10="urn:schemas-microsoft-com:office:word" xmlns:w="http://schemas.openxmlformats.org/wordprocessingml/2006/main" xmlns:wne="http://schemas.microsoft.com/office/word/2006/wordml" xmlns:sl="http://schemas.openxmlformats.org/schemaLibrary/2006/main" xmlns:a="http://schemas.openxmlformats.org/drawingml/2006/main" xmlns:pic="http://schemas.openxmlformats.org/drawingml/2006/picture" xmlns:c="http://schemas.openxmlformats.org/drawingml/2006/chart" xmlns:lc="http://schemas.openxmlformats.org/drawingml/2006/lockedCanvas" xmlns:dgm="http://schemas.openxmlformats.org/drawingml/2006/diagram" xmlns:wps="http://schemas.microsoft.com/office/word/2010/wordprocessingShape" xmlns:wpg="http://schemas.microsoft.com/office/word/2010/wordprocessingGroup" xmlns:w14="http://schemas.microsoft.com/office/word/2010/wordml" xmlns:w15="http://schemas.microsoft.com/office/word/2012/wordml" xmlns:w16="http://schemas.microsoft.com/office/word/2018/wordml" xmlns:w16cex="http://schemas.microsoft.com/office/word/2018/wordml/cex" xmlns:w16cid="http://schemas.microsoft.com/office/word/2016/wordml/cid" xmlns="http://schemas.microsoft.com/office/tasks/2019/documenttasks" xmlns:cr="http://schemas.microsoft.com/office/comments/2020/reactions">
+<w:document xmlns:wpc="http://schemas.microsoft.com/office/word/2010/wordprocessingCanvas" xmlns:cx="http://schemas.microsoft.com/office/drawing/2014/chartex" xmlns:cx1="http://schemas.microsoft.com/office/drawing/2015/9/8/chartex" xmlns:cx2="http://schemas.microsoft.com/office/drawing/2015/10/21/chartex" xmlns:cx3="http://schemas.microsoft.com/office/drawing/2016/5/9/chartex" xmlns:cx4="http://schemas.microsoft.com/office/drawing/2016/5/10/chartex" xmlns:cx5="http://schemas.microsoft.com/office/drawing/2016/5/11/chartex" xmlns:cx6="http://schemas.microsoft.com/office/drawing/2016/5/12/chartex" xmlns:cx7="http://schemas.microsoft.com/office/drawing/2016/5/13/chartex" xmlns:cx8="http://schemas.microsoft.com/office/drawing/2016/5/14/chartex" xmlns:mc="http://schemas.openxmlformats.org/markup-compatibility/2006" xmlns:aink="http://schemas.microsoft.com/office/drawing/2016/ink" xmlns:am3d="http://schemas.microsoft.com/office/drawing/2017/model3d" xmlns:o="urn:schemas-microsoft-com:office:office" xmlns:oel="http://schemas.microsoft.com/office/2019/extlst" xmlns:r="http://schemas.openxmlformats.org/officeDocument/2006/relationships" xmlns:m="http://schemas.openxmlformats.org/officeDocument/2006/math" xmlns:v="urn:schemas-microsoft-com:vml" xmlns:wp14="http://schemas.microsoft.com/office/word/2010/wordprocessingDrawing" xmlns:wp="http://schemas.openxmlformats.org/drawingml/2006/wordprocessingDrawing" xmlns:w10="urn:schemas-microsoft-com:office:word" xmlns:w="http://schemas.openxmlformats.org/wordprocessingml/2006/main" xmlns:w14="http://schemas.microsoft.com/office/word/2010/wordml" xmlns:w15="http://schemas.microsoft.com/office/word/2012/wordml" xmlns:w16cex="http://schemas.microsoft.com/office/word/2018/wordml/cex" xmlns:w16cid="http://schemas.microsoft.com/office/word/2016/wordml/cid" xmlns:w16="http://schemas.microsoft.com/office/word/2018/wordml" xmlns:w16du="http://schemas.microsoft.com/office/word/2023/wordml/word16du" xmlns:w16sdtdh="http://schemas.microsoft.com/office/word/2020/wordml/sdtdatahash" xmlns:w16sdtfl="http://schemas.microsoft.com/office/word/2024/wordml/sdtformatlock" xmlns:w16se="http://schemas.microsoft.com/office/word/2015/wordml/symex" xmlns:wpg="http://schemas.microsoft.com/office/word/2010/wordprocessingGroup" xmlns:wpi="http://schemas.microsoft.com/office/word/2010/wordprocessingInk" xmlns:wne="http://schemas.microsoft.com/office/word/2006/wordml" xmlns:wps="http://schemas.microsoft.com/office/word/2010/wordprocessingShape" mc:Ignorable="w14 w15 w16se w16cid w16 w16cex w16sdtdh w16sdtfl w16du wp14">
   <w:background w:color="FFFFFF"/>
   <w:body>
     <w:p>
       <w:pPr>
         <w:pStyle w:val="Heading1"/>
-        <w:spacing w:after="240" w:before="240" w:line="240" w:lineRule="auto"/>
-        <w:rPr/>
-      </w:pPr>
-      <w:bookmarkStart w:colFirst="0" w:colLast="0" w:name="_fge9jq3obb88" w:id="0"/>
+        <w:spacing w:before="0" w:after="200"/>
+        <w:rPr>
+          <w:b/>
+          <w:color w:val="000000"/>
+          <w:sz w:val="32"/>
+        </w:rPr>
+      </w:pPr>
+      <w:bookmarkStart w:id="0" w:name="_fge9jq3obb88" w:colFirst="0" w:colLast="0"/>
       <w:bookmarkEnd w:id="0"/>
       <w:r>
         <w:rPr>
-          <w:sz w:val="36"/>
-          <w:szCs w:val="36"/>
-          <w:rtl w:val="0"/>
+          <w:b/>
+          <w:color w:val="000000"/>
+          <w:sz w:val="32"/>
         </w:rPr>
-        <w:t xml:space="preserve">Customers Like You: Recommendation System Summary</w:t>
-      </w:r>
-      <w:r>
+        <w:t>Customers Like You: Recommendation System Summary</w:t>
+      </w:r>
+    </w:p>
+    <w:p>
+      <w:pPr>
+        <w:pStyle w:val="Heading2"/>
+        <w:spacing w:before="200" w:after="60"/>
         <w:rPr>
-          <w:rtl w:val="0"/>
+          <w:b/>
+          <w:color w:val="000000"/>
+          <w:sz w:val="24"/>
         </w:rPr>
-      </w:r>
-    </w:p>
-    <w:p>
-      <w:pPr>
-        <w:pStyle w:val="Heading3"/>
-        <w:spacing w:after="240" w:before="240" w:line="240" w:lineRule="auto"/>
-        <w:rPr/>
-      </w:pPr>
-      <w:bookmarkStart w:colFirst="0" w:colLast="0" w:name="_apyyccpqoeqs" w:id="1"/>
+      </w:pPr>
+      <w:bookmarkStart w:id="1" w:name="_apyyccpqoeqs" w:colFirst="0" w:colLast="0"/>
       <w:bookmarkEnd w:id="1"/>
       <w:r>
         <w:rPr>
-          <w:rtl w:val="0"/>
+          <w:b/>
+          <w:color w:val="000000"/>
+          <w:sz w:val="24"/>
         </w:rPr>
-        <w:t xml:space="preserve">Recommendation</w:t>
-      </w:r>
-    </w:p>
-    <w:p>
-      <w:pPr>
-        <w:spacing w:after="240" w:before="240" w:line="240" w:lineRule="auto"/>
-        <w:rPr/>
-      </w:pPr>
-      <w:r>
+        <w:t>Recommendation</w:t>
+      </w:r>
+    </w:p>
+    <w:p>
+      <w:r>
+        <w:t xml:space="preserve">Truncated SVD was selected because the customer-product matrix is highly sparse, and SVD can compress this type of data efficiently. </w:t>
+      </w:r>
+    </w:p>
+    <w:p>
+      <w:pPr>
+        <w:pStyle w:val="Heading2"/>
+        <w:spacing w:before="200" w:after="60"/>
         <w:rPr>
-          <w:rtl w:val="0"/>
+          <w:b/>
+          <w:color w:val="000000"/>
+          <w:sz w:val="24"/>
         </w:rPr>
-        <w:t xml:space="preserve">Truncated SVD was selected because the customer product matrix is highly sparse, and SVD can compress this type of data efficiently.</w:t>
-      </w:r>
-    </w:p>
-    <w:p>
-      <w:pPr>
-        <w:pStyle w:val="Heading3"/>
-        <w:spacing w:after="240" w:before="240" w:line="240" w:lineRule="auto"/>
-        <w:rPr/>
-      </w:pPr>
-      <w:bookmarkStart w:colFirst="0" w:colLast="0" w:name="_wl4am852pj53" w:id="2"/>
+      </w:pPr>
+      <w:bookmarkStart w:id="2" w:name="_wl4am852pj53" w:colFirst="0" w:colLast="0"/>
       <w:bookmarkEnd w:id="2"/>
       <w:r>
         <w:rPr>
-          <w:color w:val="434343"/>
-          <w:sz w:val="28"/>
-          <w:szCs w:val="28"/>
-          <w:rtl w:val="0"/>
+          <w:b/>
+          <w:color w:val="000000"/>
+          <w:sz w:val="24"/>
         </w:rPr>
-        <w:t xml:space="preserve">Results</w:t>
-      </w:r>
-      <w:r>
+        <w:t>Results</w:t>
+      </w:r>
+    </w:p>
+    <w:p>
+      <w:r>
+        <w:t xml:space="preserve">Compared with a dense representation, using 100 SVD components reduces the matrix from about 189.83 MB to 7.65 MB, a 95.97% reduction. The original sparse matrix itself requires only 4.80 MB, so the main benefit of SVD here is fast recommendation scoring rather than storage alone. </w:t>
+      </w:r>
+    </w:p>
+    <w:p>
+      <w:r>
+        <w:t xml:space="preserve">The recommendation system achieved a Hit Rate@10 of 20.26%, compared with 17.25% for the best-seller baseline, an improvement of about 3 percentage points. Generating top-10 recommendations for 1,930 customers took 1.49 seconds, showing that the personalized model outperformed the baseline while remaining fast enough for a nightly recommendation process. </w:t>
+      </w:r>
+    </w:p>
+    <w:p>
+      <w:r>
+        <w:t>PCA produced similar recommendation accuracy, but SVD was preferred because it is better suited to the sparse purchase data.</w:t>
+      </w:r>
+    </w:p>
+    <w:p>
+      <w:pPr>
+        <w:pStyle w:val="Heading2"/>
+        <w:spacing w:before="200" w:after="60"/>
         <w:rPr>
-          <w:rtl w:val="0"/>
+          <w:b/>
+          <w:color w:val="000000"/>
+          <w:sz w:val="24"/>
         </w:rPr>
-      </w:r>
-    </w:p>
-    <w:p>
-      <w:pPr>
-        <w:spacing w:after="100" w:before="0" w:line="240" w:lineRule="auto"/>
-        <w:rPr/>
-      </w:pPr>
+      </w:pPr>
+      <w:bookmarkStart w:id="3" w:name="_gld3rar7ndl6" w:colFirst="0" w:colLast="0"/>
+      <w:bookmarkEnd w:id="3"/>
       <w:r>
         <w:rPr>
-          <w:rtl w:val="0"/>
+          <w:b/>
+          <w:color w:val="000000"/>
+          <w:sz w:val="24"/>
         </w:rPr>
-        <w:t xml:space="preserve">The original customer-product matrix would require about </w:t>
-      </w:r>
-      <w:r>
+        <w:t>Compression Loss</w:t>
+      </w:r>
+    </w:p>
+    <w:p>
+      <w:r>
+        <w:t xml:space="preserve">Compression reduces thousands of product dimensions to 100 components. This makes the data easier to process, but some information from the original purchase matrix is lost. At 100 components, the SVD model had a relative reconstruction error of 0.4961. </w:t>
+      </w:r>
+    </w:p>
+    <w:p>
+      <w:r>
+        <w:t xml:space="preserve">The goal is not to reproduce every purchase exactly, but to preserve enough of the underlying purchasing patterns to make useful recommendations. </w:t>
+      </w:r>
+    </w:p>
+    <w:p>
+      <w:pPr>
+        <w:pStyle w:val="Heading2"/>
+        <w:spacing w:before="200" w:after="60"/>
         <w:rPr>
-          <w:rtl w:val="0"/>
+          <w:b/>
+          <w:color w:val="000000"/>
+          <w:sz w:val="24"/>
         </w:rPr>
-        <w:t xml:space="preserve">189.83 MB</w:t>
-      </w:r>
+      </w:pPr>
+      <w:bookmarkStart w:id="4" w:name="_im0x7yvcx3wf" w:colFirst="0" w:colLast="0"/>
+      <w:bookmarkEnd w:id="4"/>
       <w:r>
         <w:rPr>
-          <w:rtl w:val="0"/>
+          <w:b/>
+          <w:color w:val="000000"/>
+          <w:sz w:val="24"/>
         </w:rPr>
-        <w:t xml:space="preserve"> if stored densely. Using 100 SVD components reduces this to about </w:t>
-      </w:r>
-      <w:r>
-        <w:rPr>
-          <w:rtl w:val="0"/>
-        </w:rPr>
-        <w:t xml:space="preserve">7.65 MB</w:t>
-      </w:r>
-      <w:r>
-        <w:rPr>
-          <w:rtl w:val="0"/>
-        </w:rPr>
-        <w:t xml:space="preserve">, a </w:t>
-      </w:r>
-      <w:r>
-        <w:rPr>
-          <w:rtl w:val="0"/>
-        </w:rPr>
-        <w:t xml:space="preserve">95.97% reduction in storage size</w:t>
-      </w:r>
-      <w:r>
-        <w:rPr>
-          <w:rtl w:val="0"/>
-        </w:rPr>
-        <w:t xml:space="preserve">.</w:t>
-      </w:r>
-    </w:p>
-    <w:p>
-      <w:pPr>
-        <w:spacing w:after="100" w:before="0" w:line="240" w:lineRule="auto"/>
-        <w:rPr/>
-      </w:pPr>
-      <w:r>
-        <w:rPr>
-          <w:rtl w:val="0"/>
-        </w:rPr>
-        <w:t xml:space="preserve">The recommendation system achieved a Hit Rate@10 of </w:t>
-      </w:r>
-      <w:r>
-        <w:rPr>
-          <w:rtl w:val="0"/>
-        </w:rPr>
-        <w:t xml:space="preserve">20.26%</w:t>
-      </w:r>
-      <w:r>
-        <w:rPr>
-          <w:rtl w:val="0"/>
-        </w:rPr>
-        <w:t xml:space="preserve">, compared with </w:t>
-      </w:r>
-      <w:r>
-        <w:rPr>
-          <w:rtl w:val="0"/>
-        </w:rPr>
-        <w:t xml:space="preserve">17.25%</w:t>
-      </w:r>
-      <w:r>
-        <w:rPr>
-          <w:rtl w:val="0"/>
-        </w:rPr>
-        <w:t xml:space="preserve"> for recommending the 10 best-selling products. Generating top-10 recommendations for 1,930 customers took </w:t>
-      </w:r>
-      <w:r>
-        <w:rPr>
-          <w:rtl w:val="0"/>
-        </w:rPr>
-        <w:t xml:space="preserve">1.49 seconds</w:t>
-      </w:r>
-      <w:r>
-        <w:rPr>
-          <w:rtl w:val="0"/>
-        </w:rPr>
-        <w:t xml:space="preserve">, showing that the personalized model outperformed the baseline while remaining fast enough for a nightly recommendation process.</w:t>
-      </w:r>
-    </w:p>
-    <w:p>
-      <w:pPr>
-        <w:spacing w:after="100" w:before="0" w:line="240" w:lineRule="auto"/>
-        <w:rPr/>
-      </w:pPr>
-      <w:r>
-        <w:rPr>
-          <w:rtl w:val="0"/>
-        </w:rPr>
-        <w:t xml:space="preserve">PCA produced similar recommendation accuracy, but SVD was preferred because it is better suited to the sparse purchase data.</w:t>
-      </w:r>
-    </w:p>
-    <w:p>
-      <w:pPr>
-        <w:pStyle w:val="Heading3"/>
-        <w:spacing w:after="240" w:before="240" w:line="240" w:lineRule="auto"/>
-        <w:rPr/>
-      </w:pPr>
-      <w:bookmarkStart w:colFirst="0" w:colLast="0" w:name="_gld3rar7ndl6" w:id="3"/>
-      <w:bookmarkEnd w:id="3"/>
-      <w:r>
-        <w:rPr>
-          <w:color w:val="434343"/>
-          <w:sz w:val="28"/>
-          <w:szCs w:val="28"/>
-          <w:rtl w:val="0"/>
-        </w:rPr>
-        <w:t xml:space="preserve">Compression Loss</w:t>
-      </w:r>
-      <w:r>
-        <w:rPr>
-          <w:rtl w:val="0"/>
-        </w:rPr>
-      </w:r>
-    </w:p>
-    <w:p>
-      <w:pPr>
-        <w:spacing w:after="100" w:before="0" w:line="240" w:lineRule="auto"/>
-        <w:rPr/>
-      </w:pPr>
-      <w:r>
-        <w:rPr>
-          <w:rtl w:val="0"/>
-        </w:rPr>
-        <w:t xml:space="preserve">Compression reduces thousands of product dimensions to 100 components. This makes the data easier to store and process, but some information from the original purchase matrix is lost. At 100 components, the SVD model had a relative reconstruction error of 0.4961.</w:t>
-      </w:r>
-    </w:p>
-    <w:p>
-      <w:pPr>
-        <w:spacing w:after="100" w:before="0" w:line="240" w:lineRule="auto"/>
-        <w:rPr/>
-      </w:pPr>
-      <w:r>
-        <w:rPr>
-          <w:rtl w:val="0"/>
-        </w:rPr>
-        <w:t xml:space="preserve">The goal is not to reproduce every purchase exactly, but to preserve enough of the underlying purchasing patterns to make useful recommendations.</w:t>
-      </w:r>
-    </w:p>
-    <w:p>
-      <w:pPr>
-        <w:pStyle w:val="Heading3"/>
-        <w:spacing w:after="240" w:before="240" w:line="240" w:lineRule="auto"/>
-        <w:rPr/>
-      </w:pPr>
-      <w:bookmarkStart w:colFirst="0" w:colLast="0" w:name="_im0x7yvcx3wf" w:id="4"/>
-      <w:bookmarkEnd w:id="4"/>
-      <w:r>
-        <w:rPr>
-          <w:color w:val="434343"/>
-          <w:sz w:val="28"/>
-          <w:szCs w:val="28"/>
-          <w:rtl w:val="0"/>
-        </w:rPr>
-        <w:t xml:space="preserve">Customer Groups</w:t>
-      </w:r>
-      <w:r>
-        <w:rPr>
-          <w:rtl w:val="0"/>
-        </w:rPr>
-      </w:r>
-    </w:p>
-    <w:p>
-      <w:pPr>
-        <w:spacing w:after="240" w:before="240" w:line="240" w:lineRule="auto"/>
-        <w:rPr/>
-      </w:pPr>
-      <w:r>
-        <w:rPr>
-          <w:rtl w:val="0"/>
-        </w:rPr>
-        <w:t xml:space="preserve">The analysis identified four broad customer segments:</w:t>
+        <w:t>Customer Groups</w:t>
+      </w:r>
+    </w:p>
+    <w:p>
+      <w:r>
+        <w:t>The analysis identified four broad customer segments:</w:t>
       </w:r>
     </w:p>
     <w:p>
@@ -271,17 +149,10 @@
           <w:ilvl w:val="0"/>
           <w:numId w:val="1"/>
         </w:numPr>
-        <w:spacing w:after="0" w:before="0" w:line="240" w:lineRule="auto"/>
-        <w:ind w:left="720" w:hanging="360"/>
-        <w:rPr>
-          <w:u w:val="none"/>
-        </w:rPr>
-      </w:pPr>
-      <w:r>
-        <w:rPr>
-          <w:rtl w:val="0"/>
-        </w:rPr>
-        <w:t xml:space="preserve">Home &amp; Utility</w:t>
+        <w:spacing w:after="20"/>
+      </w:pPr>
+      <w:r>
+        <w:t>Home &amp; Utility</w:t>
       </w:r>
     </w:p>
     <w:p>
@@ -290,17 +161,10 @@
           <w:ilvl w:val="0"/>
           <w:numId w:val="1"/>
         </w:numPr>
-        <w:spacing w:after="0" w:before="0" w:line="240" w:lineRule="auto"/>
-        <w:ind w:left="720" w:hanging="360"/>
-        <w:rPr>
-          <w:u w:val="none"/>
-        </w:rPr>
-      </w:pPr>
-      <w:r>
-        <w:rPr>
-          <w:rtl w:val="0"/>
-        </w:rPr>
-        <w:t xml:space="preserve">Novelty &amp; Party</w:t>
+        <w:spacing w:after="20"/>
+      </w:pPr>
+      <w:r>
+        <w:t>Novelty &amp; Party</w:t>
       </w:r>
     </w:p>
     <w:p>
@@ -309,17 +173,10 @@
           <w:ilvl w:val="0"/>
           <w:numId w:val="1"/>
         </w:numPr>
-        <w:spacing w:after="0" w:before="0" w:line="240" w:lineRule="auto"/>
-        <w:ind w:left="720" w:hanging="360"/>
-        <w:rPr>
-          <w:u w:val="none"/>
-        </w:rPr>
-      </w:pPr>
-      <w:r>
-        <w:rPr>
-          <w:rtl w:val="0"/>
-        </w:rPr>
-        <w:t xml:space="preserve">Bags &amp; Storage</w:t>
+        <w:spacing w:after="20"/>
+      </w:pPr>
+      <w:r>
+        <w:t>Bags &amp; Storage</w:t>
       </w:r>
     </w:p>
     <w:p>
@@ -328,90 +185,68 @@
           <w:ilvl w:val="0"/>
           <w:numId w:val="1"/>
         </w:numPr>
-        <w:spacing w:after="0" w:before="0" w:line="240" w:lineRule="auto"/>
-        <w:ind w:left="720" w:hanging="360"/>
+        <w:spacing w:after="20"/>
+      </w:pPr>
+      <w:r>
+        <w:t>Decorative Homeware</w:t>
+      </w:r>
+    </w:p>
+    <w:p>
+      <w:pPr>
+        <w:spacing w:before="160"/>
+      </w:pPr>
+      <w:r>
+        <w:t>These groups give the marketing team a simple way to target campaigns around different purchasing patterns.</w:t>
+      </w:r>
+    </w:p>
+    <w:p>
+      <w:pPr>
+        <w:pStyle w:val="Heading2"/>
+        <w:spacing w:before="200" w:after="60"/>
         <w:rPr>
-          <w:u w:val="none"/>
+          <w:b/>
+          <w:color w:val="000000"/>
+          <w:sz w:val="24"/>
         </w:rPr>
       </w:pPr>
+      <w:bookmarkStart w:id="5" w:name="_d2aw49jc05k4" w:colFirst="0" w:colLast="0"/>
+      <w:bookmarkEnd w:id="5"/>
       <w:r>
         <w:rPr>
-          <w:rtl w:val="0"/>
+          <w:b/>
+          <w:color w:val="000000"/>
+          <w:sz w:val="24"/>
         </w:rPr>
-        <w:t xml:space="preserve">Decorative Homeware</w:t>
-      </w:r>
-    </w:p>
-    <w:p>
-      <w:pPr>
-        <w:spacing w:after="240" w:before="240" w:line="240" w:lineRule="auto"/>
-        <w:rPr/>
-      </w:pPr>
-      <w:r>
-        <w:rPr>
-          <w:rtl w:val="0"/>
-        </w:rPr>
-        <w:t xml:space="preserve">These groups give the marketing team a simple way to target campaigns around different purchasing patterns.</w:t>
-      </w:r>
-    </w:p>
-    <w:p>
-      <w:pPr>
-        <w:pStyle w:val="Heading3"/>
-        <w:spacing w:after="240" w:before="240" w:line="240" w:lineRule="auto"/>
-        <w:rPr/>
-      </w:pPr>
-      <w:bookmarkStart w:colFirst="0" w:colLast="0" w:name="_d2aw49jc05k4" w:id="5"/>
-      <w:bookmarkEnd w:id="5"/>
-      <w:r>
-        <w:rPr>
-          <w:color w:val="434343"/>
-          <w:sz w:val="28"/>
-          <w:szCs w:val="28"/>
-          <w:rtl w:val="0"/>
-        </w:rPr>
-        <w:t xml:space="preserve">Risks and Next Steps</w:t>
-      </w:r>
-      <w:r>
-        <w:rPr>
-          <w:rtl w:val="0"/>
-        </w:rPr>
-      </w:r>
-    </w:p>
-    <w:p>
-      <w:pPr>
-        <w:spacing w:after="240" w:before="240" w:line="240" w:lineRule="auto"/>
-        <w:rPr/>
-      </w:pPr>
-      <w:r>
-        <w:rPr>
-          <w:rtl w:val="0"/>
-        </w:rPr>
-        <w:t xml:space="preserve">The system will be less effective for new customers with little or no purchase history, and recommendations for rare products may be weaker. Customer behavior may also change over time, so recommendation quality should be monitored against the best-seller baseline.</w:t>
-      </w:r>
-    </w:p>
-    <w:p>
-      <w:pPr>
-        <w:spacing w:after="240" w:before="240" w:line="240" w:lineRule="auto"/>
-        <w:rPr/>
-      </w:pPr>
-      <w:r>
-        <w:rPr>
-          <w:rtl w:val="0"/>
-        </w:rPr>
-        <w:t xml:space="preserve">I recommend testing the SVD recommender as a pilot, refreshing recommendations regularly, and tracking Hit Rate@10 to confirm that personalization continues to outperform the simple best-seller approach.</w:t>
+        <w:t>Risks and Next Steps</w:t>
+      </w:r>
+    </w:p>
+    <w:p>
+      <w:r>
+        <w:t>The system will be less effective for new customers with little or no purchase history, and recommendations for rare products may be weaker. Customer behavior may also change over time, so recommendation quality should be monitored against the best-seller baseline.</w:t>
+      </w:r>
+    </w:p>
+    <w:p>
+      <w:r>
+        <w:t>I recommend testing the SVD recommender as a pilot, refreshing recommendations regularly, and tracking Hit Rate@10 to confirm that personalization continues to outperform the simple best-seller approach.</w:t>
       </w:r>
     </w:p>
     <w:sectPr>
-      <w:pgSz w:h="15840" w:w="12240" w:orient="portrait"/>
-      <w:pgMar w:bottom="1425.6" w:top="1425.6" w:left="1526.4" w:right="1382.4" w:header="720" w:footer="720"/>
+      <w:pgSz w:w="12240" w:h="15840"/>
+      <w:pgMar w:top="1440" w:right="1440" w:bottom="1440" w:left="1440" w:header="720" w:footer="720" w:gutter="0"/>
       <w:pgNumType w:start="1"/>
+      <w:cols w:space="720"/>
+      <w:docGrid w:linePitch="299"/>
     </w:sectPr>
   </w:body>
 </w:document>
 </file>
 
 <file path=word/numbering.xml><?xml version="1.0" encoding="utf-8"?>
-<w:numbering xmlns:mc="http://schemas.openxmlformats.org/markup-compatibility/2006" xmlns:o="urn:schemas-microsoft-com:office:office" xmlns:r="http://schemas.openxmlformats.org/officeDocument/2006/relationships" xmlns:m="http://schemas.openxmlformats.org/officeDocument/2006/math" xmlns:v="urn:schemas-microsoft-com:vml" xmlns:wp="http://schemas.openxmlformats.org/drawingml/2006/wordprocessingDrawing" xmlns:w10="urn:schemas-microsoft-com:office:word" xmlns:w="http://schemas.openxmlformats.org/wordprocessingml/2006/main" xmlns:wne="http://schemas.microsoft.com/office/word/2006/wordml" xmlns:sl="http://schemas.openxmlformats.org/schemaLibrary/2006/main" xmlns:a="http://schemas.openxmlformats.org/drawingml/2006/main" xmlns:pic="http://schemas.openxmlformats.org/drawingml/2006/picture" xmlns:c="http://schemas.openxmlformats.org/drawingml/2006/chart" xmlns:lc="http://schemas.openxmlformats.org/drawingml/2006/lockedCanvas" xmlns:dgm="http://schemas.openxmlformats.org/drawingml/2006/diagram" xmlns:wps="http://schemas.microsoft.com/office/word/2010/wordprocessingShape" xmlns:wpg="http://schemas.microsoft.com/office/word/2010/wordprocessingGroup" xmlns:w14="http://schemas.microsoft.com/office/word/2010/wordml" xmlns:w15="http://schemas.microsoft.com/office/word/2012/wordml" xmlns:w16="http://schemas.microsoft.com/office/word/2018/wordml" xmlns:w16cex="http://schemas.microsoft.com/office/word/2018/wordml/cex" xmlns:w16cid="http://schemas.microsoft.com/office/word/2016/wordml/cid" xmlns="http://schemas.microsoft.com/office/tasks/2019/documenttasks" xmlns:cr="http://schemas.microsoft.com/office/comments/2020/reactions">
-  <w:abstractNum w:abstractNumId="1">
+<w:numbering xmlns:wpc="http://schemas.microsoft.com/office/word/2010/wordprocessingCanvas" xmlns:cx="http://schemas.microsoft.com/office/drawing/2014/chartex" xmlns:cx1="http://schemas.microsoft.com/office/drawing/2015/9/8/chartex" xmlns:cx2="http://schemas.microsoft.com/office/drawing/2015/10/21/chartex" xmlns:cx3="http://schemas.microsoft.com/office/drawing/2016/5/9/chartex" xmlns:cx4="http://schemas.microsoft.com/office/drawing/2016/5/10/chartex" xmlns:cx5="http://schemas.microsoft.com/office/drawing/2016/5/11/chartex" xmlns:cx6="http://schemas.microsoft.com/office/drawing/2016/5/12/chartex" xmlns:cx7="http://schemas.microsoft.com/office/drawing/2016/5/13/chartex" xmlns:cx8="http://schemas.microsoft.com/office/drawing/2016/5/14/chartex" xmlns:mc="http://schemas.openxmlformats.org/markup-compatibility/2006" xmlns:aink="http://schemas.microsoft.com/office/drawing/2016/ink" xmlns:am3d="http://schemas.microsoft.com/office/drawing/2017/model3d" xmlns:o="urn:schemas-microsoft-com:office:office" xmlns:oel="http://schemas.microsoft.com/office/2019/extlst" xmlns:r="http://schemas.openxmlformats.org/officeDocument/2006/relationships" xmlns:m="http://schemas.openxmlformats.org/officeDocument/2006/math" xmlns:v="urn:schemas-microsoft-com:vml" xmlns:wp14="http://schemas.microsoft.com/office/word/2010/wordprocessingDrawing" xmlns:wp="http://schemas.openxmlformats.org/drawingml/2006/wordprocessingDrawing" xmlns:w10="urn:schemas-microsoft-com:office:word" xmlns:w="http://schemas.openxmlformats.org/wordprocessingml/2006/main" xmlns:w14="http://schemas.microsoft.com/office/word/2010/wordml" xmlns:w15="http://schemas.microsoft.com/office/word/2012/wordml" xmlns:w16cex="http://schemas.microsoft.com/office/word/2018/wordml/cex" xmlns:w16cid="http://schemas.microsoft.com/office/word/2016/wordml/cid" xmlns:w16="http://schemas.microsoft.com/office/word/2018/wordml" xmlns:w16du="http://schemas.microsoft.com/office/word/2023/wordml/word16du" xmlns:w16sdtdh="http://schemas.microsoft.com/office/word/2020/wordml/sdtdatahash" xmlns:w16sdtfl="http://schemas.microsoft.com/office/word/2024/wordml/sdtformatlock" xmlns:w16se="http://schemas.microsoft.com/office/word/2015/wordml/symex" xmlns:wpg="http://schemas.microsoft.com/office/word/2010/wordprocessingGroup" xmlns:wpi="http://schemas.microsoft.com/office/word/2010/wordprocessingInk" xmlns:wne="http://schemas.microsoft.com/office/word/2006/wordml" xmlns:wps="http://schemas.microsoft.com/office/word/2010/wordprocessingShape" mc:Ignorable="w14 w15 w16se w16cid w16 w16cex w16sdtdh w16sdtfl w16du wp14">
+  <w:abstractNum w:abstractNumId="0" w15:restartNumberingAfterBreak="0">
+    <w:nsid w:val="29931FF5"/>
+    <w:multiLevelType w:val="multilevel"/>
+    <w:tmpl w:val="769E2C84"/>
     <w:lvl w:ilvl="0">
       <w:start w:val="1"/>
       <w:numFmt w:val="decimal"/>
@@ -521,21 +356,21 @@
       </w:rPr>
     </w:lvl>
   </w:abstractNum>
-  <w:num w:numId="1">
-    <w:abstractNumId w:val="1"/>
+  <w:num w:numId="1" w16cid:durableId="542012775">
+    <w:abstractNumId w:val="0"/>
   </w:num>
 </w:numbering>
 </file>
 
 <file path=word/styles.xml><?xml version="1.0" encoding="utf-8"?>
-<w:styles xmlns:mc="http://schemas.openxmlformats.org/markup-compatibility/2006" xmlns:o="urn:schemas-microsoft-com:office:office" xmlns:r="http://schemas.openxmlformats.org/officeDocument/2006/relationships" xmlns:m="http://schemas.openxmlformats.org/officeDocument/2006/math" xmlns:v="urn:schemas-microsoft-com:vml" xmlns:wp="http://schemas.openxmlformats.org/drawingml/2006/wordprocessingDrawing" xmlns:w10="urn:schemas-microsoft-com:office:word" xmlns:w="http://schemas.openxmlformats.org/wordprocessingml/2006/main" xmlns:wne="http://schemas.microsoft.com/office/word/2006/wordml" xmlns:sl="http://schemas.openxmlformats.org/schemaLibrary/2006/main" xmlns:a="http://schemas.openxmlformats.org/drawingml/2006/main" xmlns:pic="http://schemas.openxmlformats.org/drawingml/2006/picture" xmlns:c="http://schemas.openxmlformats.org/drawingml/2006/chart" xmlns:lc="http://schemas.openxmlformats.org/drawingml/2006/lockedCanvas" xmlns:dgm="http://schemas.openxmlformats.org/drawingml/2006/diagram" xmlns:wps="http://schemas.microsoft.com/office/word/2010/wordprocessingShape" xmlns:wpg="http://schemas.microsoft.com/office/word/2010/wordprocessingGroup" xmlns:w14="http://schemas.microsoft.com/office/word/2010/wordml" xmlns:w15="http://schemas.microsoft.com/office/word/2012/wordml" xmlns:w16="http://schemas.microsoft.com/office/word/2018/wordml" xmlns:w16cex="http://schemas.microsoft.com/office/word/2018/wordml/cex" xmlns:w16cid="http://schemas.microsoft.com/office/word/2016/wordml/cid" xmlns="http://schemas.microsoft.com/office/tasks/2019/documenttasks" xmlns:cr="http://schemas.microsoft.com/office/comments/2020/reactions">
+<w:styles xmlns:mc="http://schemas.openxmlformats.org/markup-compatibility/2006" xmlns:r="http://schemas.openxmlformats.org/officeDocument/2006/relationships" xmlns:w="http://schemas.openxmlformats.org/wordprocessingml/2006/main" xmlns:w14="http://schemas.microsoft.com/office/word/2010/wordml" xmlns:w15="http://schemas.microsoft.com/office/word/2012/wordml" xmlns:w16cex="http://schemas.microsoft.com/office/word/2018/wordml/cex" xmlns:w16cid="http://schemas.microsoft.com/office/word/2016/wordml/cid" xmlns:w16="http://schemas.microsoft.com/office/word/2018/wordml" xmlns:w16du="http://schemas.microsoft.com/office/word/2023/wordml/word16du" xmlns:w16sdtdh="http://schemas.microsoft.com/office/word/2020/wordml/sdtdatahash" xmlns:w16sdtfl="http://schemas.microsoft.com/office/word/2024/wordml/sdtformatlock" xmlns:w16se="http://schemas.microsoft.com/office/word/2015/wordml/symex" mc:Ignorable="w14 w15 w16se w16cid w16 w16cex w16sdtdh w16sdtfl w16du">
   <w:docDefaults>
     <w:rPrDefault>
       <w:rPr>
-        <w:rFonts w:ascii="Arial" w:cs="Arial" w:eastAsia="Arial" w:hAnsi="Arial"/>
+        <w:rFonts w:ascii="Arial" w:eastAsia="Arial" w:hAnsi="Arial" w:cs="Arial"/>
         <w:sz w:val="22"/>
         <w:szCs w:val="22"/>
-        <w:lang w:val="en"/>
+        <w:lang w:val="en" w:eastAsia="en-US" w:bidi="ar-SA"/>
       </w:rPr>
     </w:rPrDefault>
     <w:pPrDefault>
@@ -544,29 +379,402 @@
       </w:pPr>
     </w:pPrDefault>
   </w:docDefaults>
-  <w:style w:type="table" w:styleId="TableNormal" w:default="1">
-    <w:name w:val="TableNormal"/>
-    <w:tblPr>
-      <w:tblCellMar>
-        <w:top w:w="100.0" w:type="dxa"/>
-        <w:left w:w="100.0" w:type="dxa"/>
-        <w:bottom w:w="100.0" w:type="dxa"/>
-        <w:right w:w="100.0" w:type="dxa"/>
-      </w:tblCellMar>
-    </w:tblPr>
-  </w:style>
-  <w:style w:type="paragraph" w:styleId="Normal" w:default="1">
-    <w:name w:val="normal"/>
+  <w:latentStyles w:defLockedState="0" w:defUIPriority="99" w:defSemiHidden="0" w:defUnhideWhenUsed="0" w:defQFormat="0" w:count="376">
+    <w:lsdException w:name="Normal" w:uiPriority="0" w:qFormat="1"/>
+    <w:lsdException w:name="heading 1" w:uiPriority="9" w:qFormat="1"/>
+    <w:lsdException w:name="heading 2" w:semiHidden="1" w:uiPriority="9" w:unhideWhenUsed="1" w:qFormat="1"/>
+    <w:lsdException w:name="heading 3" w:semiHidden="1" w:uiPriority="9" w:unhideWhenUsed="1" w:qFormat="1"/>
+    <w:lsdException w:name="heading 4" w:semiHidden="1" w:uiPriority="9" w:unhideWhenUsed="1" w:qFormat="1"/>
+    <w:lsdException w:name="heading 5" w:semiHidden="1" w:uiPriority="9" w:unhideWhenUsed="1" w:qFormat="1"/>
+    <w:lsdException w:name="heading 6" w:semiHidden="1" w:uiPriority="9" w:unhideWhenUsed="1" w:qFormat="1"/>
+    <w:lsdException w:name="heading 7" w:semiHidden="1" w:uiPriority="9" w:unhideWhenUsed="1" w:qFormat="1"/>
+    <w:lsdException w:name="heading 8" w:semiHidden="1" w:uiPriority="9" w:unhideWhenUsed="1" w:qFormat="1"/>
+    <w:lsdException w:name="heading 9" w:semiHidden="1" w:uiPriority="9" w:unhideWhenUsed="1" w:qFormat="1"/>
+    <w:lsdException w:name="index 1" w:semiHidden="1" w:unhideWhenUsed="1"/>
+    <w:lsdException w:name="index 2" w:semiHidden="1" w:unhideWhenUsed="1"/>
+    <w:lsdException w:name="index 3" w:semiHidden="1" w:unhideWhenUsed="1"/>
+    <w:lsdException w:name="index 4" w:semiHidden="1" w:unhideWhenUsed="1"/>
+    <w:lsdException w:name="index 5" w:semiHidden="1" w:unhideWhenUsed="1"/>
+    <w:lsdException w:name="index 6" w:semiHidden="1" w:unhideWhenUsed="1"/>
+    <w:lsdException w:name="index 7" w:semiHidden="1" w:unhideWhenUsed="1"/>
+    <w:lsdException w:name="index 8" w:semiHidden="1" w:unhideWhenUsed="1"/>
+    <w:lsdException w:name="index 9" w:semiHidden="1" w:unhideWhenUsed="1"/>
+    <w:lsdException w:name="toc 1" w:semiHidden="1" w:uiPriority="39" w:unhideWhenUsed="1"/>
+    <w:lsdException w:name="toc 2" w:semiHidden="1" w:uiPriority="39" w:unhideWhenUsed="1"/>
+    <w:lsdException w:name="toc 3" w:semiHidden="1" w:uiPriority="39" w:unhideWhenUsed="1"/>
+    <w:lsdException w:name="toc 4" w:semiHidden="1" w:uiPriority="39" w:unhideWhenUsed="1"/>
+    <w:lsdException w:name="toc 5" w:semiHidden="1" w:uiPriority="39" w:unhideWhenUsed="1"/>
+    <w:lsdException w:name="toc 6" w:semiHidden="1" w:uiPriority="39" w:unhideWhenUsed="1"/>
+    <w:lsdException w:name="toc 7" w:semiHidden="1" w:uiPriority="39" w:unhideWhenUsed="1"/>
+    <w:lsdException w:name="toc 8" w:semiHidden="1" w:uiPriority="39" w:unhideWhenUsed="1"/>
+    <w:lsdException w:name="toc 9" w:semiHidden="1" w:uiPriority="39" w:unhideWhenUsed="1"/>
+    <w:lsdException w:name="Normal Indent" w:semiHidden="1" w:unhideWhenUsed="1"/>
+    <w:lsdException w:name="footnote text" w:semiHidden="1" w:unhideWhenUsed="1"/>
+    <w:lsdException w:name="annotation text" w:semiHidden="1" w:unhideWhenUsed="1"/>
+    <w:lsdException w:name="header" w:semiHidden="1" w:unhideWhenUsed="1"/>
+    <w:lsdException w:name="footer" w:semiHidden="1" w:unhideWhenUsed="1"/>
+    <w:lsdException w:name="index heading" w:semiHidden="1" w:unhideWhenUsed="1"/>
+    <w:lsdException w:name="caption" w:semiHidden="1" w:uiPriority="35" w:unhideWhenUsed="1" w:qFormat="1"/>
+    <w:lsdException w:name="table of figures" w:semiHidden="1" w:unhideWhenUsed="1"/>
+    <w:lsdException w:name="envelope address" w:semiHidden="1" w:unhideWhenUsed="1"/>
+    <w:lsdException w:name="envelope return" w:semiHidden="1" w:unhideWhenUsed="1"/>
+    <w:lsdException w:name="footnote reference" w:semiHidden="1" w:unhideWhenUsed="1"/>
+    <w:lsdException w:name="annotation reference" w:semiHidden="1" w:unhideWhenUsed="1"/>
+    <w:lsdException w:name="line number" w:semiHidden="1" w:unhideWhenUsed="1"/>
+    <w:lsdException w:name="page number" w:semiHidden="1" w:unhideWhenUsed="1"/>
+    <w:lsdException w:name="endnote reference" w:semiHidden="1" w:unhideWhenUsed="1"/>
+    <w:lsdException w:name="endnote text" w:semiHidden="1" w:unhideWhenUsed="1"/>
+    <w:lsdException w:name="table of authorities" w:semiHidden="1" w:unhideWhenUsed="1"/>
+    <w:lsdException w:name="macro" w:semiHidden="1" w:unhideWhenUsed="1"/>
+    <w:lsdException w:name="toa heading" w:semiHidden="1" w:unhideWhenUsed="1"/>
+    <w:lsdException w:name="List" w:semiHidden="1" w:unhideWhenUsed="1"/>
+    <w:lsdException w:name="List Bullet" w:semiHidden="1" w:unhideWhenUsed="1"/>
+    <w:lsdException w:name="List Number" w:semiHidden="1" w:unhideWhenUsed="1"/>
+    <w:lsdException w:name="List 2" w:semiHidden="1" w:unhideWhenUsed="1"/>
+    <w:lsdException w:name="List 3" w:semiHidden="1" w:unhideWhenUsed="1"/>
+    <w:lsdException w:name="List 4" w:semiHidden="1" w:unhideWhenUsed="1"/>
+    <w:lsdException w:name="List 5" w:semiHidden="1" w:unhideWhenUsed="1"/>
+    <w:lsdException w:name="List Bullet 2" w:semiHidden="1" w:unhideWhenUsed="1"/>
+    <w:lsdException w:name="List Bullet 3" w:semiHidden="1" w:unhideWhenUsed="1"/>
+    <w:lsdException w:name="List Bullet 4" w:semiHidden="1" w:unhideWhenUsed="1"/>
+    <w:lsdException w:name="List Bullet 5" w:semiHidden="1" w:unhideWhenUsed="1"/>
+    <w:lsdException w:name="List Number 2" w:semiHidden="1" w:unhideWhenUsed="1"/>
+    <w:lsdException w:name="List Number 3" w:semiHidden="1" w:unhideWhenUsed="1"/>
+    <w:lsdException w:name="List Number 4" w:semiHidden="1" w:unhideWhenUsed="1"/>
+    <w:lsdException w:name="List Number 5" w:semiHidden="1" w:unhideWhenUsed="1"/>
+    <w:lsdException w:name="Title" w:uiPriority="10" w:qFormat="1"/>
+    <w:lsdException w:name="Closing" w:semiHidden="1" w:unhideWhenUsed="1"/>
+    <w:lsdException w:name="Signature" w:semiHidden="1" w:unhideWhenUsed="1"/>
+    <w:lsdException w:name="Default Paragraph Font" w:semiHidden="1" w:uiPriority="1" w:unhideWhenUsed="1"/>
+    <w:lsdException w:name="Body Text" w:semiHidden="1" w:unhideWhenUsed="1"/>
+    <w:lsdException w:name="Body Text Indent" w:semiHidden="1" w:unhideWhenUsed="1"/>
+    <w:lsdException w:name="List Continue" w:semiHidden="1" w:unhideWhenUsed="1"/>
+    <w:lsdException w:name="List Continue 2" w:semiHidden="1" w:unhideWhenUsed="1"/>
+    <w:lsdException w:name="List Continue 3" w:semiHidden="1" w:unhideWhenUsed="1"/>
+    <w:lsdException w:name="List Continue 4" w:semiHidden="1" w:unhideWhenUsed="1"/>
+    <w:lsdException w:name="List Continue 5" w:semiHidden="1" w:unhideWhenUsed="1"/>
+    <w:lsdException w:name="Message Header" w:semiHidden="1" w:unhideWhenUsed="1"/>
+    <w:lsdException w:name="Subtitle" w:uiPriority="11" w:qFormat="1"/>
+    <w:lsdException w:name="Salutation" w:semiHidden="1" w:unhideWhenUsed="1"/>
+    <w:lsdException w:name="Date" w:semiHidden="1" w:unhideWhenUsed="1"/>
+    <w:lsdException w:name="Body Text First Indent" w:semiHidden="1" w:unhideWhenUsed="1"/>
+    <w:lsdException w:name="Body Text First Indent 2" w:semiHidden="1" w:unhideWhenUsed="1"/>
+    <w:lsdException w:name="Note Heading" w:semiHidden="1" w:unhideWhenUsed="1"/>
+    <w:lsdException w:name="Body Text 2" w:semiHidden="1" w:unhideWhenUsed="1"/>
+    <w:lsdException w:name="Body Text 3" w:semiHidden="1" w:unhideWhenUsed="1"/>
+    <w:lsdException w:name="Body Text Indent 2" w:semiHidden="1" w:unhideWhenUsed="1"/>
+    <w:lsdException w:name="Body Text Indent 3" w:semiHidden="1" w:unhideWhenUsed="1"/>
+    <w:lsdException w:name="Block Text" w:semiHidden="1" w:unhideWhenUsed="1"/>
+    <w:lsdException w:name="Hyperlink" w:semiHidden="1" w:unhideWhenUsed="1"/>
+    <w:lsdException w:name="FollowedHyperlink" w:semiHidden="1" w:unhideWhenUsed="1"/>
+    <w:lsdException w:name="Strong" w:uiPriority="22" w:qFormat="1"/>
+    <w:lsdException w:name="Emphasis" w:uiPriority="20" w:qFormat="1"/>
+    <w:lsdException w:name="Document Map" w:semiHidden="1" w:unhideWhenUsed="1"/>
+    <w:lsdException w:name="Plain Text" w:semiHidden="1" w:unhideWhenUsed="1"/>
+    <w:lsdException w:name="E-mail Signature" w:semiHidden="1" w:unhideWhenUsed="1"/>
+    <w:lsdException w:name="HTML Top of Form" w:semiHidden="1" w:unhideWhenUsed="1"/>
+    <w:lsdException w:name="HTML Bottom of Form" w:semiHidden="1" w:unhideWhenUsed="1"/>
+    <w:lsdException w:name="Normal (Web)" w:semiHidden="1" w:unhideWhenUsed="1"/>
+    <w:lsdException w:name="HTML Acronym" w:semiHidden="1" w:unhideWhenUsed="1"/>
+    <w:lsdException w:name="HTML Address" w:semiHidden="1" w:unhideWhenUsed="1"/>
+    <w:lsdException w:name="HTML Cite" w:semiHidden="1" w:unhideWhenUsed="1"/>
+    <w:lsdException w:name="HTML Code" w:semiHidden="1" w:unhideWhenUsed="1"/>
+    <w:lsdException w:name="HTML Definition" w:semiHidden="1" w:unhideWhenUsed="1"/>
+    <w:lsdException w:name="HTML Keyboard" w:semiHidden="1" w:unhideWhenUsed="1"/>
+    <w:lsdException w:name="HTML Preformatted" w:semiHidden="1" w:unhideWhenUsed="1"/>
+    <w:lsdException w:name="HTML Sample" w:semiHidden="1" w:unhideWhenUsed="1"/>
+    <w:lsdException w:name="HTML Typewriter" w:semiHidden="1" w:unhideWhenUsed="1"/>
+    <w:lsdException w:name="HTML Variable" w:semiHidden="1" w:unhideWhenUsed="1"/>
+    <w:lsdException w:name="Normal Table" w:semiHidden="1" w:unhideWhenUsed="1"/>
+    <w:lsdException w:name="annotation subject" w:semiHidden="1" w:unhideWhenUsed="1"/>
+    <w:lsdException w:name="No List" w:semiHidden="1" w:unhideWhenUsed="1"/>
+    <w:lsdException w:name="Outline List 1" w:semiHidden="1" w:unhideWhenUsed="1"/>
+    <w:lsdException w:name="Outline List 2" w:semiHidden="1" w:unhideWhenUsed="1"/>
+    <w:lsdException w:name="Outline List 3" w:semiHidden="1" w:unhideWhenUsed="1"/>
+    <w:lsdException w:name="Table Simple 1" w:semiHidden="1" w:unhideWhenUsed="1"/>
+    <w:lsdException w:name="Table Simple 2" w:semiHidden="1" w:unhideWhenUsed="1"/>
+    <w:lsdException w:name="Table Simple 3" w:semiHidden="1" w:unhideWhenUsed="1"/>
+    <w:lsdException w:name="Table Classic 1" w:semiHidden="1" w:unhideWhenUsed="1"/>
+    <w:lsdException w:name="Table Classic 2" w:semiHidden="1" w:unhideWhenUsed="1"/>
+    <w:lsdException w:name="Table Classic 3" w:semiHidden="1" w:unhideWhenUsed="1"/>
+    <w:lsdException w:name="Table Classic 4" w:semiHidden="1" w:unhideWhenUsed="1"/>
+    <w:lsdException w:name="Table Colorful 1" w:semiHidden="1" w:unhideWhenUsed="1"/>
+    <w:lsdException w:name="Table Colorful 2" w:semiHidden="1" w:unhideWhenUsed="1"/>
+    <w:lsdException w:name="Table Colorful 3" w:semiHidden="1" w:unhideWhenUsed="1"/>
+    <w:lsdException w:name="Table Columns 1" w:semiHidden="1" w:unhideWhenUsed="1"/>
+    <w:lsdException w:name="Table Columns 2" w:semiHidden="1" w:unhideWhenUsed="1"/>
+    <w:lsdException w:name="Table Columns 3" w:semiHidden="1" w:unhideWhenUsed="1"/>
+    <w:lsdException w:name="Table Columns 4" w:semiHidden="1" w:unhideWhenUsed="1"/>
+    <w:lsdException w:name="Table Columns 5" w:semiHidden="1" w:unhideWhenUsed="1"/>
+    <w:lsdException w:name="Table Grid 1" w:semiHidden="1" w:unhideWhenUsed="1"/>
+    <w:lsdException w:name="Table Grid 2" w:semiHidden="1" w:unhideWhenUsed="1"/>
+    <w:lsdException w:name="Table Grid 3" w:semiHidden="1" w:unhideWhenUsed="1"/>
+    <w:lsdException w:name="Table Grid 4" w:semiHidden="1" w:unhideWhenUsed="1"/>
+    <w:lsdException w:name="Table Grid 5" w:semiHidden="1" w:unhideWhenUsed="1"/>
+    <w:lsdException w:name="Table Grid 6" w:semiHidden="1" w:unhideWhenUsed="1"/>
+    <w:lsdException w:name="Table Grid 7" w:semiHidden="1" w:unhideWhenUsed="1"/>
+    <w:lsdException w:name="Table Grid 8" w:semiHidden="1" w:unhideWhenUsed="1"/>
+    <w:lsdException w:name="Table List 1" w:semiHidden="1" w:unhideWhenUsed="1"/>
+    <w:lsdException w:name="Table List 2" w:semiHidden="1" w:unhideWhenUsed="1"/>
+    <w:lsdException w:name="Table List 3" w:semiHidden="1" w:unhideWhenUsed="1"/>
+    <w:lsdException w:name="Table List 4" w:semiHidden="1" w:unhideWhenUsed="1"/>
+    <w:lsdException w:name="Table List 5" w:semiHidden="1" w:unhideWhenUsed="1"/>
+    <w:lsdException w:name="Table List 6" w:semiHidden="1" w:unhideWhenUsed="1"/>
+    <w:lsdException w:name="Table List 7" w:semiHidden="1" w:unhideWhenUsed="1"/>
+    <w:lsdException w:name="Table List 8" w:semiHidden="1" w:unhideWhenUsed="1"/>
+    <w:lsdException w:name="Table 3D effects 1" w:semiHidden="1" w:unhideWhenUsed="1"/>
+    <w:lsdException w:name="Table 3D effects 2" w:semiHidden="1" w:unhideWhenUsed="1"/>
+    <w:lsdException w:name="Table 3D effects 3" w:semiHidden="1" w:unhideWhenUsed="1"/>
+    <w:lsdException w:name="Table Contemporary" w:semiHidden="1" w:unhideWhenUsed="1"/>
+    <w:lsdException w:name="Table Elegant" w:semiHidden="1" w:unhideWhenUsed="1"/>
+    <w:lsdException w:name="Table Professional" w:semiHidden="1" w:unhideWhenUsed="1"/>
+    <w:lsdException w:name="Table Subtle 1" w:semiHidden="1" w:unhideWhenUsed="1"/>
+    <w:lsdException w:name="Table Subtle 2" w:semiHidden="1" w:unhideWhenUsed="1"/>
+    <w:lsdException w:name="Table Web 1" w:semiHidden="1" w:unhideWhenUsed="1"/>
+    <w:lsdException w:name="Table Web 2" w:semiHidden="1" w:unhideWhenUsed="1"/>
+    <w:lsdException w:name="Table Web 3" w:semiHidden="1" w:unhideWhenUsed="1"/>
+    <w:lsdException w:name="Balloon Text" w:semiHidden="1" w:unhideWhenUsed="1"/>
+    <w:lsdException w:name="Table Grid" w:uiPriority="39"/>
+    <w:lsdException w:name="Table Theme" w:semiHidden="1" w:unhideWhenUsed="1"/>
+    <w:lsdException w:name="Placeholder Text" w:semiHidden="1"/>
+    <w:lsdException w:name="No Spacing" w:uiPriority="1" w:qFormat="1"/>
+    <w:lsdException w:name="Light Shading" w:uiPriority="60"/>
+    <w:lsdException w:name="Light List" w:uiPriority="61"/>
+    <w:lsdException w:name="Light Grid" w:uiPriority="62"/>
+    <w:lsdException w:name="Medium Shading 1" w:uiPriority="63"/>
+    <w:lsdException w:name="Medium Shading 2" w:uiPriority="64"/>
+    <w:lsdException w:name="Medium List 1" w:uiPriority="65"/>
+    <w:lsdException w:name="Medium List 2" w:uiPriority="66"/>
+    <w:lsdException w:name="Medium Grid 1" w:uiPriority="67"/>
+    <w:lsdException w:name="Medium Grid 2" w:uiPriority="68"/>
+    <w:lsdException w:name="Medium Grid 3" w:uiPriority="69"/>
+    <w:lsdException w:name="Dark List" w:uiPriority="70"/>
+    <w:lsdException w:name="Colorful Shading" w:uiPriority="71"/>
+    <w:lsdException w:name="Colorful List" w:uiPriority="72"/>
+    <w:lsdException w:name="Colorful Grid" w:uiPriority="73"/>
+    <w:lsdException w:name="Light Shading Accent 1" w:uiPriority="60"/>
+    <w:lsdException w:name="Light List Accent 1" w:uiPriority="61"/>
+    <w:lsdException w:name="Light Grid Accent 1" w:uiPriority="62"/>
+    <w:lsdException w:name="Medium Shading 1 Accent 1" w:uiPriority="63"/>
+    <w:lsdException w:name="Medium Shading 2 Accent 1" w:uiPriority="64"/>
+    <w:lsdException w:name="Medium List 1 Accent 1" w:uiPriority="65"/>
+    <w:lsdException w:name="Revision" w:semiHidden="1"/>
+    <w:lsdException w:name="List Paragraph" w:uiPriority="34" w:qFormat="1"/>
+    <w:lsdException w:name="Quote" w:uiPriority="29" w:qFormat="1"/>
+    <w:lsdException w:name="Intense Quote" w:uiPriority="30" w:qFormat="1"/>
+    <w:lsdException w:name="Medium List 2 Accent 1" w:uiPriority="66"/>
+    <w:lsdException w:name="Medium Grid 1 Accent 1" w:uiPriority="67"/>
+    <w:lsdException w:name="Medium Grid 2 Accent 1" w:uiPriority="68"/>
+    <w:lsdException w:name="Medium Grid 3 Accent 1" w:uiPriority="69"/>
+    <w:lsdException w:name="Dark List Accent 1" w:uiPriority="70"/>
+    <w:lsdException w:name="Colorful Shading Accent 1" w:uiPriority="71"/>
+    <w:lsdException w:name="Colorful List Accent 1" w:uiPriority="72"/>
+    <w:lsdException w:name="Colorful Grid Accent 1" w:uiPriority="73"/>
+    <w:lsdException w:name="Light Shading Accent 2" w:uiPriority="60"/>
+    <w:lsdException w:name="Light List Accent 2" w:uiPriority="61"/>
+    <w:lsdException w:name="Light Grid Accent 2" w:uiPriority="62"/>
+    <w:lsdException w:name="Medium Shading 1 Accent 2" w:uiPriority="63"/>
+    <w:lsdException w:name="Medium Shading 2 Accent 2" w:uiPriority="64"/>
+    <w:lsdException w:name="Medium List 1 Accent 2" w:uiPriority="65"/>
+    <w:lsdException w:name="Medium List 2 Accent 2" w:uiPriority="66"/>
+    <w:lsdException w:name="Medium Grid 1 Accent 2" w:uiPriority="67"/>
+    <w:lsdException w:name="Medium Grid 2 Accent 2" w:uiPriority="68"/>
+    <w:lsdException w:name="Medium Grid 3 Accent 2" w:uiPriority="69"/>
+    <w:lsdException w:name="Dark List Accent 2" w:uiPriority="70"/>
+    <w:lsdException w:name="Colorful Shading Accent 2" w:uiPriority="71"/>
+    <w:lsdException w:name="Colorful List Accent 2" w:uiPriority="72"/>
+    <w:lsdException w:name="Colorful Grid Accent 2" w:uiPriority="73"/>
+    <w:lsdException w:name="Light Shading Accent 3" w:uiPriority="60"/>
+    <w:lsdException w:name="Light List Accent 3" w:uiPriority="61"/>
+    <w:lsdException w:name="Light Grid Accent 3" w:uiPriority="62"/>
+    <w:lsdException w:name="Medium Shading 1 Accent 3" w:uiPriority="63"/>
+    <w:lsdException w:name="Medium Shading 2 Accent 3" w:uiPriority="64"/>
+    <w:lsdException w:name="Medium List 1 Accent 3" w:uiPriority="65"/>
+    <w:lsdException w:name="Medium List 2 Accent 3" w:uiPriority="66"/>
+    <w:lsdException w:name="Medium Grid 1 Accent 3" w:uiPriority="67"/>
+    <w:lsdException w:name="Medium Grid 2 Accent 3" w:uiPriority="68"/>
+    <w:lsdException w:name="Medium Grid 3 Accent 3" w:uiPriority="69"/>
+    <w:lsdException w:name="Dark List Accent 3" w:uiPriority="70"/>
+    <w:lsdException w:name="Colorful Shading Accent 3" w:uiPriority="71"/>
+    <w:lsdException w:name="Colorful List Accent 3" w:uiPriority="72"/>
+    <w:lsdException w:name="Colorful Grid Accent 3" w:uiPriority="73"/>
+    <w:lsdException w:name="Light Shading Accent 4" w:uiPriority="60"/>
+    <w:lsdException w:name="Light List Accent 4" w:uiPriority="61"/>
+    <w:lsdException w:name="Light Grid Accent 4" w:uiPriority="62"/>
+    <w:lsdException w:name="Medium Shading 1 Accent 4" w:uiPriority="63"/>
+    <w:lsdException w:name="Medium Shading 2 Accent 4" w:uiPriority="64"/>
+    <w:lsdException w:name="Medium List 1 Accent 4" w:uiPriority="65"/>
+    <w:lsdException w:name="Medium List 2 Accent 4" w:uiPriority="66"/>
+    <w:lsdException w:name="Medium Grid 1 Accent 4" w:uiPriority="67"/>
+    <w:lsdException w:name="Medium Grid 2 Accent 4" w:uiPriority="68"/>
+    <w:lsdException w:name="Medium Grid 3 Accent 4" w:uiPriority="69"/>
+    <w:lsdException w:name="Dark List Accent 4" w:uiPriority="70"/>
+    <w:lsdException w:name="Colorful Shading Accent 4" w:uiPriority="71"/>
+    <w:lsdException w:name="Colorful List Accent 4" w:uiPriority="72"/>
+    <w:lsdException w:name="Colorful Grid Accent 4" w:uiPriority="73"/>
+    <w:lsdException w:name="Light Shading Accent 5" w:uiPriority="60"/>
+    <w:lsdException w:name="Light List Accent 5" w:uiPriority="61"/>
+    <w:lsdException w:name="Light Grid Accent 5" w:uiPriority="62"/>
+    <w:lsdException w:name="Medium Shading 1 Accent 5" w:uiPriority="63"/>
+    <w:lsdException w:name="Medium Shading 2 Accent 5" w:uiPriority="64"/>
+    <w:lsdException w:name="Medium List 1 Accent 5" w:uiPriority="65"/>
+    <w:lsdException w:name="Medium List 2 Accent 5" w:uiPriority="66"/>
+    <w:lsdException w:name="Medium Grid 1 Accent 5" w:uiPriority="67"/>
+    <w:lsdException w:name="Medium Grid 2 Accent 5" w:uiPriority="68"/>
+    <w:lsdException w:name="Medium Grid 3 Accent 5" w:uiPriority="69"/>
+    <w:lsdException w:name="Dark List Accent 5" w:uiPriority="70"/>
+    <w:lsdException w:name="Colorful Shading Accent 5" w:uiPriority="71"/>
+    <w:lsdException w:name="Colorful List Accent 5" w:uiPriority="72"/>
+    <w:lsdException w:name="Colorful Grid Accent 5" w:uiPriority="73"/>
+    <w:lsdException w:name="Light Shading Accent 6" w:uiPriority="60"/>
+    <w:lsdException w:name="Light List Accent 6" w:uiPriority="61"/>
+    <w:lsdException w:name="Light Grid Accent 6" w:uiPriority="62"/>
+    <w:lsdException w:name="Medium Shading 1 Accent 6" w:uiPriority="63"/>
+    <w:lsdException w:name="Medium Shading 2 Accent 6" w:uiPriority="64"/>
+    <w:lsdException w:name="Medium List 1 Accent 6" w:uiPriority="65"/>
+    <w:lsdException w:name="Medium List 2 Accent 6" w:uiPriority="66"/>
+    <w:lsdException w:name="Medium Grid 1 Accent 6" w:uiPriority="67"/>
+    <w:lsdException w:name="Medium Grid 2 Accent 6" w:uiPriority="68"/>
+    <w:lsdException w:name="Medium Grid 3 Accent 6" w:uiPriority="69"/>
+    <w:lsdException w:name="Dark List Accent 6" w:uiPriority="70"/>
+    <w:lsdException w:name="Colorful Shading Accent 6" w:uiPriority="71"/>
+    <w:lsdException w:name="Colorful List Accent 6" w:uiPriority="72"/>
+    <w:lsdException w:name="Colorful Grid Accent 6" w:uiPriority="73"/>
+    <w:lsdException w:name="Subtle Emphasis" w:uiPriority="19" w:qFormat="1"/>
+    <w:lsdException w:name="Intense Emphasis" w:uiPriority="21" w:qFormat="1"/>
+    <w:lsdException w:name="Subtle Reference" w:uiPriority="31" w:qFormat="1"/>
+    <w:lsdException w:name="Intense Reference" w:uiPriority="32" w:qFormat="1"/>
+    <w:lsdException w:name="Book Title" w:uiPriority="33" w:qFormat="1"/>
+    <w:lsdException w:name="Bibliography" w:semiHidden="1" w:uiPriority="37" w:unhideWhenUsed="1"/>
+    <w:lsdException w:name="TOC Heading" w:semiHidden="1" w:uiPriority="39" w:unhideWhenUsed="1" w:qFormat="1"/>
+    <w:lsdException w:name="Plain Table 1" w:uiPriority="41"/>
+    <w:lsdException w:name="Plain Table 2" w:uiPriority="42"/>
+    <w:lsdException w:name="Plain Table 3" w:uiPriority="43"/>
+    <w:lsdException w:name="Plain Table 4" w:uiPriority="44"/>
+    <w:lsdException w:name="Plain Table 5" w:uiPriority="45"/>
+    <w:lsdException w:name="Grid Table Light" w:uiPriority="40"/>
+    <w:lsdException w:name="Grid Table 1 Light" w:uiPriority="46"/>
+    <w:lsdException w:name="Grid Table 2" w:uiPriority="47"/>
+    <w:lsdException w:name="Grid Table 3" w:uiPriority="48"/>
+    <w:lsdException w:name="Grid Table 4" w:uiPriority="49"/>
+    <w:lsdException w:name="Grid Table 5 Dark" w:uiPriority="50"/>
+    <w:lsdException w:name="Grid Table 6 Colorful" w:uiPriority="51"/>
+    <w:lsdException w:name="Grid Table 7 Colorful" w:uiPriority="52"/>
+    <w:lsdException w:name="Grid Table 1 Light Accent 1" w:uiPriority="46"/>
+    <w:lsdException w:name="Grid Table 2 Accent 1" w:uiPriority="47"/>
+    <w:lsdException w:name="Grid Table 3 Accent 1" w:uiPriority="48"/>
+    <w:lsdException w:name="Grid Table 4 Accent 1" w:uiPriority="49"/>
+    <w:lsdException w:name="Grid Table 5 Dark Accent 1" w:uiPriority="50"/>
+    <w:lsdException w:name="Grid Table 6 Colorful Accent 1" w:uiPriority="51"/>
+    <w:lsdException w:name="Grid Table 7 Colorful Accent 1" w:uiPriority="52"/>
+    <w:lsdException w:name="Grid Table 1 Light Accent 2" w:uiPriority="46"/>
+    <w:lsdException w:name="Grid Table 2 Accent 2" w:uiPriority="47"/>
+    <w:lsdException w:name="Grid Table 3 Accent 2" w:uiPriority="48"/>
+    <w:lsdException w:name="Grid Table 4 Accent 2" w:uiPriority="49"/>
+    <w:lsdException w:name="Grid Table 5 Dark Accent 2" w:uiPriority="50"/>
+    <w:lsdException w:name="Grid Table 6 Colorful Accent 2" w:uiPriority="51"/>
+    <w:lsdException w:name="Grid Table 7 Colorful Accent 2" w:uiPriority="52"/>
+    <w:lsdException w:name="Grid Table 1 Light Accent 3" w:uiPriority="46"/>
+    <w:lsdException w:name="Grid Table 2 Accent 3" w:uiPriority="47"/>
+    <w:lsdException w:name="Grid Table 3 Accent 3" w:uiPriority="48"/>
+    <w:lsdException w:name="Grid Table 4 Accent 3" w:uiPriority="49"/>
+    <w:lsdException w:name="Grid Table 5 Dark Accent 3" w:uiPriority="50"/>
+    <w:lsdException w:name="Grid Table 6 Colorful Accent 3" w:uiPriority="51"/>
+    <w:lsdException w:name="Grid Table 7 Colorful Accent 3" w:uiPriority="52"/>
+    <w:lsdException w:name="Grid Table 1 Light Accent 4" w:uiPriority="46"/>
+    <w:lsdException w:name="Grid Table 2 Accent 4" w:uiPriority="47"/>
+    <w:lsdException w:name="Grid Table 3 Accent 4" w:uiPriority="48"/>
+    <w:lsdException w:name="Grid Table 4 Accent 4" w:uiPriority="49"/>
+    <w:lsdException w:name="Grid Table 5 Dark Accent 4" w:uiPriority="50"/>
+    <w:lsdException w:name="Grid Table 6 Colorful Accent 4" w:uiPriority="51"/>
+    <w:lsdException w:name="Grid Table 7 Colorful Accent 4" w:uiPriority="52"/>
+    <w:lsdException w:name="Grid Table 1 Light Accent 5" w:uiPriority="46"/>
+    <w:lsdException w:name="Grid Table 2 Accent 5" w:uiPriority="47"/>
+    <w:lsdException w:name="Grid Table 3 Accent 5" w:uiPriority="48"/>
+    <w:lsdException w:name="Grid Table 4 Accent 5" w:uiPriority="49"/>
+    <w:lsdException w:name="Grid Table 5 Dark Accent 5" w:uiPriority="50"/>
+    <w:lsdException w:name="Grid Table 6 Colorful Accent 5" w:uiPriority="51"/>
+    <w:lsdException w:name="Grid Table 7 Colorful Accent 5" w:uiPriority="52"/>
+    <w:lsdException w:name="Grid Table 1 Light Accent 6" w:uiPriority="46"/>
+    <w:lsdException w:name="Grid Table 2 Accent 6" w:uiPriority="47"/>
+    <w:lsdException w:name="Grid Table 3 Accent 6" w:uiPriority="48"/>
+    <w:lsdException w:name="Grid Table 4 Accent 6" w:uiPriority="49"/>
+    <w:lsdException w:name="Grid Table 5 Dark Accent 6" w:uiPriority="50"/>
+    <w:lsdException w:name="Grid Table 6 Colorful Accent 6" w:uiPriority="51"/>
+    <w:lsdException w:name="Grid Table 7 Colorful Accent 6" w:uiPriority="52"/>
+    <w:lsdException w:name="List Table 1 Light" w:uiPriority="46"/>
+    <w:lsdException w:name="List Table 2" w:uiPriority="47"/>
+    <w:lsdException w:name="List Table 3" w:uiPriority="48"/>
+    <w:lsdException w:name="List Table 4" w:uiPriority="49"/>
+    <w:lsdException w:name="List Table 5 Dark" w:uiPriority="50"/>
+    <w:lsdException w:name="List Table 6 Colorful" w:uiPriority="51"/>
+    <w:lsdException w:name="List Table 7 Colorful" w:uiPriority="52"/>
+    <w:lsdException w:name="List Table 1 Light Accent 1" w:uiPriority="46"/>
+    <w:lsdException w:name="List Table 2 Accent 1" w:uiPriority="47"/>
+    <w:lsdException w:name="List Table 3 Accent 1" w:uiPriority="48"/>
+    <w:lsdException w:name="List Table 4 Accent 1" w:uiPriority="49"/>
+    <w:lsdException w:name="List Table 5 Dark Accent 1" w:uiPriority="50"/>
+    <w:lsdException w:name="List Table 6 Colorful Accent 1" w:uiPriority="51"/>
+    <w:lsdException w:name="List Table 7 Colorful Accent 1" w:uiPriority="52"/>
+    <w:lsdException w:name="List Table 1 Light Accent 2" w:uiPriority="46"/>
+    <w:lsdException w:name="List Table 2 Accent 2" w:uiPriority="47"/>
+    <w:lsdException w:name="List Table 3 Accent 2" w:uiPriority="48"/>
+    <w:lsdException w:name="List Table 4 Accent 2" w:uiPriority="49"/>
+    <w:lsdException w:name="List Table 5 Dark Accent 2" w:uiPriority="50"/>
+    <w:lsdException w:name="List Table 6 Colorful Accent 2" w:uiPriority="51"/>
+    <w:lsdException w:name="List Table 7 Colorful Accent 2" w:uiPriority="52"/>
+    <w:lsdException w:name="List Table 1 Light Accent 3" w:uiPriority="46"/>
+    <w:lsdException w:name="List Table 2 Accent 3" w:uiPriority="47"/>
+    <w:lsdException w:name="List Table 3 Accent 3" w:uiPriority="48"/>
+    <w:lsdException w:name="List Table 4 Accent 3" w:uiPriority="49"/>
+    <w:lsdException w:name="List Table 5 Dark Accent 3" w:uiPriority="50"/>
+    <w:lsdException w:name="List Table 6 Colorful Accent 3" w:uiPriority="51"/>
+    <w:lsdException w:name="List Table 7 Colorful Accent 3" w:uiPriority="52"/>
+    <w:lsdException w:name="List Table 1 Light Accent 4" w:uiPriority="46"/>
+    <w:lsdException w:name="List Table 2 Accent 4" w:uiPriority="47"/>
+    <w:lsdException w:name="List Table 3 Accent 4" w:uiPriority="48"/>
+    <w:lsdException w:name="List Table 4 Accent 4" w:uiPriority="49"/>
+    <w:lsdException w:name="List Table 5 Dark Accent 4" w:uiPriority="50"/>
+    <w:lsdException w:name="List Table 6 Colorful Accent 4" w:uiPriority="51"/>
+    <w:lsdException w:name="List Table 7 Colorful Accent 4" w:uiPriority="52"/>
+    <w:lsdException w:name="List Table 1 Light Accent 5" w:uiPriority="46"/>
+    <w:lsdException w:name="List Table 2 Accent 5" w:uiPriority="47"/>
+    <w:lsdException w:name="List Table 3 Accent 5" w:uiPriority="48"/>
+    <w:lsdException w:name="List Table 4 Accent 5" w:uiPriority="49"/>
+    <w:lsdException w:name="List Table 5 Dark Accent 5" w:uiPriority="50"/>
+    <w:lsdException w:name="List Table 6 Colorful Accent 5" w:uiPriority="51"/>
+    <w:lsdException w:name="List Table 7 Colorful Accent 5" w:uiPriority="52"/>
+    <w:lsdException w:name="List Table 1 Light Accent 6" w:uiPriority="46"/>
+    <w:lsdException w:name="List Table 2 Accent 6" w:uiPriority="47"/>
+    <w:lsdException w:name="List Table 3 Accent 6" w:uiPriority="48"/>
+    <w:lsdException w:name="List Table 4 Accent 6" w:uiPriority="49"/>
+    <w:lsdException w:name="List Table 5 Dark Accent 6" w:uiPriority="50"/>
+    <w:lsdException w:name="List Table 6 Colorful Accent 6" w:uiPriority="51"/>
+    <w:lsdException w:name="List Table 7 Colorful Accent 6" w:uiPriority="52"/>
+    <w:lsdException w:name="Mention" w:semiHidden="1" w:unhideWhenUsed="1"/>
+    <w:lsdException w:name="Smart Hyperlink" w:semiHidden="1" w:unhideWhenUsed="1"/>
+    <w:lsdException w:name="Hashtag" w:semiHidden="1" w:unhideWhenUsed="1"/>
+    <w:lsdException w:name="Unresolved Mention" w:semiHidden="1" w:unhideWhenUsed="1"/>
+    <w:lsdException w:name="Smart Link" w:semiHidden="1" w:unhideWhenUsed="1"/>
+  </w:latentStyles>
+  <w:style w:type="paragraph" w:default="1" w:styleId="Normal">
+    <w:name w:val="Normal"/>
+    <w:qFormat/>
+    <w:pPr>
+      <w:spacing w:after="120" w:line="240" w:lineRule="auto"/>
+    </w:pPr>
   </w:style>
   <w:style w:type="paragraph" w:styleId="Heading1">
     <w:name w:val="heading 1"/>
     <w:basedOn w:val="Normal"/>
     <w:next w:val="Normal"/>
+    <w:uiPriority w:val="9"/>
+    <w:qFormat/>
     <w:pPr>
-      <w:keepNext w:val="1"/>
-      <w:keepLines w:val="1"/>
-      <w:pageBreakBefore w:val="0"/>
-      <w:spacing w:after="120" w:before="400" w:lineRule="auto"/>
+      <w:keepNext/>
+      <w:keepLines/>
+      <w:spacing w:before="400"/>
+      <w:outlineLvl w:val="0"/>
     </w:pPr>
     <w:rPr>
       <w:sz w:val="40"/>
@@ -577,15 +785,16 @@
     <w:name w:val="heading 2"/>
     <w:basedOn w:val="Normal"/>
     <w:next w:val="Normal"/>
+    <w:uiPriority w:val="9"/>
+    <w:unhideWhenUsed/>
+    <w:qFormat/>
     <w:pPr>
-      <w:keepNext w:val="1"/>
-      <w:keepLines w:val="1"/>
-      <w:pageBreakBefore w:val="0"/>
-      <w:spacing w:after="120" w:before="360" w:lineRule="auto"/>
+      <w:keepNext/>
+      <w:keepLines/>
+      <w:spacing w:before="360"/>
+      <w:outlineLvl w:val="1"/>
     </w:pPr>
     <w:rPr>
-      <w:b w:val="0"/>
-      <w:bCs w:val="0"/>
       <w:sz w:val="32"/>
       <w:szCs w:val="32"/>
     </w:rPr>
@@ -594,15 +803,16 @@
     <w:name w:val="heading 3"/>
     <w:basedOn w:val="Normal"/>
     <w:next w:val="Normal"/>
+    <w:uiPriority w:val="9"/>
+    <w:unhideWhenUsed/>
+    <w:qFormat/>
     <w:pPr>
-      <w:keepNext w:val="1"/>
-      <w:keepLines w:val="1"/>
-      <w:pageBreakBefore w:val="0"/>
-      <w:spacing w:after="80" w:before="320" w:lineRule="auto"/>
+      <w:keepNext/>
+      <w:keepLines/>
+      <w:spacing w:before="320" w:after="80"/>
+      <w:outlineLvl w:val="2"/>
     </w:pPr>
     <w:rPr>
-      <w:b w:val="0"/>
-      <w:bCs w:val="0"/>
       <w:color w:val="434343"/>
       <w:sz w:val="28"/>
       <w:szCs w:val="28"/>
@@ -612,11 +822,15 @@
     <w:name w:val="heading 4"/>
     <w:basedOn w:val="Normal"/>
     <w:next w:val="Normal"/>
+    <w:uiPriority w:val="9"/>
+    <w:semiHidden/>
+    <w:unhideWhenUsed/>
+    <w:qFormat/>
     <w:pPr>
-      <w:keepNext w:val="1"/>
-      <w:keepLines w:val="1"/>
-      <w:pageBreakBefore w:val="0"/>
-      <w:spacing w:after="80" w:before="280" w:lineRule="auto"/>
+      <w:keepNext/>
+      <w:keepLines/>
+      <w:spacing w:before="280" w:after="80"/>
+      <w:outlineLvl w:val="3"/>
     </w:pPr>
     <w:rPr>
       <w:color w:val="666666"/>
@@ -628,45 +842,88 @@
     <w:name w:val="heading 5"/>
     <w:basedOn w:val="Normal"/>
     <w:next w:val="Normal"/>
+    <w:uiPriority w:val="9"/>
+    <w:semiHidden/>
+    <w:unhideWhenUsed/>
+    <w:qFormat/>
     <w:pPr>
-      <w:keepNext w:val="1"/>
-      <w:keepLines w:val="1"/>
-      <w:pageBreakBefore w:val="0"/>
-      <w:spacing w:after="80" w:before="240" w:lineRule="auto"/>
+      <w:keepNext/>
+      <w:keepLines/>
+      <w:spacing w:before="240" w:after="80"/>
+      <w:outlineLvl w:val="4"/>
     </w:pPr>
     <w:rPr>
       <w:color w:val="666666"/>
-      <w:sz w:val="22"/>
-      <w:szCs w:val="22"/>
     </w:rPr>
   </w:style>
   <w:style w:type="paragraph" w:styleId="Heading6">
     <w:name w:val="heading 6"/>
     <w:basedOn w:val="Normal"/>
     <w:next w:val="Normal"/>
+    <w:uiPriority w:val="9"/>
+    <w:semiHidden/>
+    <w:unhideWhenUsed/>
+    <w:qFormat/>
     <w:pPr>
-      <w:keepNext w:val="1"/>
-      <w:keepLines w:val="1"/>
-      <w:pageBreakBefore w:val="0"/>
-      <w:spacing w:after="80" w:before="240" w:lineRule="auto"/>
+      <w:keepNext/>
+      <w:keepLines/>
+      <w:spacing w:before="240" w:after="80"/>
+      <w:outlineLvl w:val="5"/>
     </w:pPr>
     <w:rPr>
-      <w:i w:val="1"/>
-      <w:iCs w:val="1"/>
+      <w:i/>
+      <w:iCs/>
       <w:color w:val="666666"/>
-      <w:sz w:val="22"/>
-      <w:szCs w:val="22"/>
     </w:rPr>
+  </w:style>
+  <w:style w:type="character" w:default="1" w:styleId="DefaultParagraphFont">
+    <w:name w:val="Default Paragraph Font"/>
+    <w:uiPriority w:val="1"/>
+    <w:semiHidden/>
+    <w:unhideWhenUsed/>
+  </w:style>
+  <w:style w:type="table" w:default="1" w:styleId="TableNormal">
+    <w:name w:val="Normal Table"/>
+    <w:uiPriority w:val="99"/>
+    <w:semiHidden/>
+    <w:unhideWhenUsed/>
+    <w:tblPr>
+      <w:tblInd w:w="0" w:type="dxa"/>
+      <w:tblCellMar>
+        <w:top w:w="0" w:type="dxa"/>
+        <w:left w:w="108" w:type="dxa"/>
+        <w:bottom w:w="0" w:type="dxa"/>
+        <w:right w:w="108" w:type="dxa"/>
+      </w:tblCellMar>
+    </w:tblPr>
+  </w:style>
+  <w:style w:type="numbering" w:default="1" w:styleId="NoList">
+    <w:name w:val="No List"/>
+    <w:uiPriority w:val="99"/>
+    <w:semiHidden/>
+    <w:unhideWhenUsed/>
+  </w:style>
+  <w:style w:type="table" w:customStyle="1" w:styleId="TableNormal0">
+    <w:name w:val="TableNormal"/>
+    <w:tblPr>
+      <w:tblCellMar>
+        <w:top w:w="100" w:type="dxa"/>
+        <w:left w:w="100" w:type="dxa"/>
+        <w:bottom w:w="100" w:type="dxa"/>
+        <w:right w:w="100" w:type="dxa"/>
+      </w:tblCellMar>
+    </w:tblPr>
   </w:style>
   <w:style w:type="paragraph" w:styleId="Title">
     <w:name w:val="Title"/>
     <w:basedOn w:val="Normal"/>
     <w:next w:val="Normal"/>
+    <w:uiPriority w:val="10"/>
+    <w:qFormat/>
     <w:pPr>
-      <w:keepNext w:val="1"/>
-      <w:keepLines w:val="1"/>
-      <w:pageBreakBefore w:val="0"/>
-      <w:spacing w:after="60" w:before="0" w:lineRule="auto"/>
+      <w:keepNext/>
+      <w:keepLines/>
+      <w:spacing w:after="60"/>
     </w:pPr>
     <w:rPr>
       <w:sz w:val="52"/>
@@ -677,16 +934,14 @@
     <w:name w:val="Subtitle"/>
     <w:basedOn w:val="Normal"/>
     <w:next w:val="Normal"/>
+    <w:uiPriority w:val="11"/>
+    <w:qFormat/>
     <w:pPr>
-      <w:keepNext w:val="1"/>
-      <w:keepLines w:val="1"/>
-      <w:pageBreakBefore w:val="0"/>
-      <w:spacing w:after="320" w:before="0" w:lineRule="auto"/>
+      <w:keepNext/>
+      <w:keepLines/>
+      <w:spacing w:after="320"/>
     </w:pPr>
     <w:rPr>
-      <w:rFonts w:ascii="Arial" w:cs="Arial" w:eastAsia="Arial" w:hAnsi="Arial"/>
-      <w:i w:val="0"/>
-      <w:iCs w:val="0"/>
       <w:color w:val="666666"/>
       <w:sz w:val="30"/>
       <w:szCs w:val="30"/>

--- a/memo.docx
+++ b/memo.docx
@@ -73,12 +73,12 @@
     </w:p>
     <w:p>
       <w:r>
-        <w:t xml:space="preserve">Compared with a dense representation, using 100 SVD components reduces the matrix from about 189.83 MB to 7.65 MB, a 95.97% reduction. The original sparse matrix itself requires only 4.80 MB, so the main benefit of SVD here is fast recommendation scoring rather than storage alone. </w:t>
-      </w:r>
-    </w:p>
-    <w:p>
-      <w:r>
-        <w:t xml:space="preserve">The recommendation system achieved a Hit Rate@10 of 20.26%, compared with 17.25% for the best-seller baseline, an improvement of about 3 percentage points. Generating top-10 recommendations for 1,930 customers took 1.49 seconds, showing that the personalized model outperformed the baseline while remaining fast enough for a nightly recommendation process. </w:t>
+        <w:t xml:space="preserve">Compared with a dense representation, using 100 SVD components reduces the matrix from about 189.15 MB to 7.63 MB, a 95.97% reduction. The original sparse matrix itself requires only 4.80 MB, so the main benefit of SVD here is fast recommendation scoring rather than storage alone. </w:t>
+      </w:r>
+    </w:p>
+    <w:p>
+      <w:r>
+        <w:t xml:space="preserve">The recommendation system achieved a Hit Rate@10 of 20.60%, compared with 17.28% for the best-seller baseline, an improvement of about 3.3 percentage points. Generating top-10 recommendations for 1,927 customers took 1.40 seconds, showing that the personalized model outperformed the baseline while remaining fast enough for a nightly recommendation process. </w:t>
       </w:r>
     </w:p>
     <w:p>
@@ -152,7 +152,7 @@
         <w:spacing w:after="20"/>
       </w:pPr>
       <w:r>
-        <w:t>Home &amp; Utility</w:t>
+        <w:t>Home &amp; Utility — 2,375 customers</w:t>
       </w:r>
     </w:p>
     <w:p>
@@ -164,7 +164,7 @@
         <w:spacing w:after="20"/>
       </w:pPr>
       <w:r>
-        <w:t>Novelty &amp; Party</w:t>
+        <w:t>Novelty &amp; Party — 1,575 customers</w:t>
       </w:r>
     </w:p>
     <w:p>
@@ -176,7 +176,7 @@
         <w:spacing w:after="20"/>
       </w:pPr>
       <w:r>
-        <w:t>Bags &amp; Storage</w:t>
+        <w:t>Decorative Homeware — 831 customers</w:t>
       </w:r>
     </w:p>
     <w:p>
@@ -188,7 +188,7 @@
         <w:spacing w:after="20"/>
       </w:pPr>
       <w:r>
-        <w:t>Decorative Homeware</w:t>
+        <w:t>Bags &amp; Storage — 693 customers</w:t>
       </w:r>
     </w:p>
     <w:p>

--- a/memo.docx
+++ b/memo.docx
@@ -78,7 +78,13 @@
     </w:p>
     <w:p>
       <w:r>
-        <w:t xml:space="preserve">The recommendation system achieved a Hit Rate@10 of 20.60%, compared with 17.28% for the best-seller baseline, an improvement of about 3.3 percentage points. Generating top-10 recommendations for 1,927 customers took 1.40 seconds, showing that the personalized model outperformed the baseline while remaining fast enough for a nightly recommendation process. </w:t>
+        <w:t>The recommendation system achieved a Hit Rate@10 of 20.60%, compared with 17.28% for the best-seller baseline, an improvement of about 3.3 percentage points. Generating top</w:t>
+      </w:r>
+      <w:r>
+        <w:t xml:space="preserve"> </w:t>
+      </w:r>
+      <w:r>
+        <w:t xml:space="preserve">10 recommendations for 1,927 customers took 1.56 seconds, showing that the personalized model outperformed the baseline while remaining fast enough for a nightly recommendation process. </w:t>
       </w:r>
     </w:p>
     <w:p>
@@ -143,54 +149,114 @@
         <w:t>The analysis identified four broad customer segments:</w:t>
       </w:r>
     </w:p>
-    <w:p>
-      <w:pPr>
-        <w:numPr>
-          <w:ilvl w:val="0"/>
-          <w:numId w:val="1"/>
-        </w:numPr>
-        <w:spacing w:after="20"/>
-      </w:pPr>
-      <w:r>
-        <w:t>Home &amp; Utility — 2,375 customers</w:t>
-      </w:r>
-    </w:p>
-    <w:p>
-      <w:pPr>
-        <w:numPr>
-          <w:ilvl w:val="0"/>
-          <w:numId w:val="1"/>
-        </w:numPr>
-        <w:spacing w:after="20"/>
-      </w:pPr>
-      <w:r>
-        <w:t>Novelty &amp; Party — 1,575 customers</w:t>
-      </w:r>
-    </w:p>
-    <w:p>
-      <w:pPr>
-        <w:numPr>
-          <w:ilvl w:val="0"/>
-          <w:numId w:val="1"/>
-        </w:numPr>
-        <w:spacing w:after="20"/>
-      </w:pPr>
-      <w:r>
-        <w:t>Decorative Homeware — 831 customers</w:t>
-      </w:r>
-    </w:p>
-    <w:p>
-      <w:pPr>
-        <w:numPr>
-          <w:ilvl w:val="0"/>
-          <w:numId w:val="1"/>
-        </w:numPr>
-        <w:spacing w:after="20"/>
-      </w:pPr>
-      <w:r>
-        <w:t>Bags &amp; Storage — 693 customers</w:t>
-      </w:r>
-    </w:p>
+    <w:tbl>
+      <w:tblPr>
+        <w:tblStyle w:val="TableGrid"/>
+        <w:tblW w:w="0" w:type="auto"/>
+        <w:tblLook w:val="04A0" w:firstRow="1" w:lastRow="0" w:firstColumn="1" w:lastColumn="0" w:noHBand="0" w:noVBand="1"/>
+      </w:tblPr>
+      <w:tblGrid>
+        <w:gridCol w:w="2785"/>
+        <w:gridCol w:w="2160"/>
+      </w:tblGrid>
+      <w:tr>
+        <w:tc>
+          <w:tcPr>
+            <w:tcW w:w="2785" w:type="dxa"/>
+          </w:tcPr>
+          <w:p>
+            <w:r>
+              <w:t>Home &amp; Utility</w:t>
+            </w:r>
+          </w:p>
+        </w:tc>
+        <w:tc>
+          <w:tcPr>
+            <w:tcW w:w="2160" w:type="dxa"/>
+          </w:tcPr>
+          <w:p>
+            <w:pPr>
+              <w:spacing w:after="20"/>
+            </w:pPr>
+            <w:r>
+              <w:t>2,375 customers</w:t>
+            </w:r>
+          </w:p>
+        </w:tc>
+      </w:tr>
+      <w:tr>
+        <w:tc>
+          <w:tcPr>
+            <w:tcW w:w="2785" w:type="dxa"/>
+          </w:tcPr>
+          <w:p>
+            <w:pPr>
+              <w:spacing w:after="20"/>
+            </w:pPr>
+            <w:r>
+              <w:t>Novelty &amp; Party</w:t>
+            </w:r>
+          </w:p>
+        </w:tc>
+        <w:tc>
+          <w:tcPr>
+            <w:tcW w:w="2160" w:type="dxa"/>
+          </w:tcPr>
+          <w:p>
+            <w:r>
+              <w:t>1,575 customers</w:t>
+            </w:r>
+          </w:p>
+        </w:tc>
+      </w:tr>
+      <w:tr>
+        <w:tc>
+          <w:tcPr>
+            <w:tcW w:w="2785" w:type="dxa"/>
+          </w:tcPr>
+          <w:p>
+            <w:r>
+              <w:t>Decorative Homeware</w:t>
+            </w:r>
+          </w:p>
+        </w:tc>
+        <w:tc>
+          <w:tcPr>
+            <w:tcW w:w="2160" w:type="dxa"/>
+          </w:tcPr>
+          <w:p>
+            <w:r>
+              <w:t>831 customers</w:t>
+            </w:r>
+          </w:p>
+        </w:tc>
+      </w:tr>
+      <w:tr>
+        <w:tc>
+          <w:tcPr>
+            <w:tcW w:w="2785" w:type="dxa"/>
+          </w:tcPr>
+          <w:p>
+            <w:r>
+              <w:t>Bags &amp; Storage</w:t>
+            </w:r>
+          </w:p>
+        </w:tc>
+        <w:tc>
+          <w:tcPr>
+            <w:tcW w:w="2160" w:type="dxa"/>
+          </w:tcPr>
+          <w:p>
+            <w:pPr>
+              <w:spacing w:after="20"/>
+            </w:pPr>
+            <w:r>
+              <w:t>693 customers</w:t>
+            </w:r>
+          </w:p>
+        </w:tc>
+      </w:tr>
+    </w:tbl>
     <w:p>
       <w:pPr>
         <w:spacing w:before="160"/>
@@ -760,6 +826,7 @@
   <w:style w:type="paragraph" w:default="1" w:styleId="Normal">
     <w:name w:val="Normal"/>
     <w:qFormat/>
+    <w:rsid w:val="008E2831"/>
     <w:pPr>
       <w:spacing w:after="120" w:line="240" w:lineRule="auto"/>
     </w:pPr>
@@ -946,6 +1013,25 @@
       <w:sz w:val="30"/>
       <w:szCs w:val="30"/>
     </w:rPr>
+  </w:style>
+  <w:style w:type="table" w:styleId="TableGrid">
+    <w:name w:val="Table Grid"/>
+    <w:basedOn w:val="TableNormal"/>
+    <w:uiPriority w:val="39"/>
+    <w:rsid w:val="008E2831"/>
+    <w:pPr>
+      <w:spacing w:line="240" w:lineRule="auto"/>
+    </w:pPr>
+    <w:tblPr>
+      <w:tblBorders>
+        <w:top w:val="single" w:sz="4" w:space="0" w:color="auto"/>
+        <w:left w:val="single" w:sz="4" w:space="0" w:color="auto"/>
+        <w:bottom w:val="single" w:sz="4" w:space="0" w:color="auto"/>
+        <w:right w:val="single" w:sz="4" w:space="0" w:color="auto"/>
+        <w:insideH w:val="single" w:sz="4" w:space="0" w:color="auto"/>
+        <w:insideV w:val="single" w:sz="4" w:space="0" w:color="auto"/>
+      </w:tblBorders>
+    </w:tblPr>
   </w:style>
 </w:styles>
 </file>
